--- a/docs/lista_louvores/Textos_Louvores/CEGUEIRA E VISTA (396 CC).docx
+++ b/docs/lista_louvores/Textos_Louvores/CEGUEIRA E VISTA (396 CC).docx
@@ -4,490 +4,380 @@
   <w:body>
     <w:p>
       <w:pPr>
-        <w:numPr>
-          <w:ilvl w:val="0"/>
-          <w:numId w:val="2"/>
-        </w:numPr>
-        <w:tabs>
-          <w:tab w:val="clear" w:pos="720"/>
-        </w:tabs>
-        <w:spacing w:before="120" w:after="240"/>
-        <w:ind w:left="425" w:hanging="357"/>
-        <w:rPr>
+        <w:pStyle w:val="Ttulo1"/>
+      </w:pPr>
+      <w:r>
+        <w:t>Cegueira e vista (CC 396)</w:t>
+      </w:r>
+    </w:p>
+    <w:p>
+      <w:pPr>
+        <w:rPr>
+          <w:rFonts w:ascii="Times New Roman" w:hAnsi="Times New Roman"/>
+        </w:rPr>
+      </w:pPr>
+      <w:r>
+        <w:rPr>
+          <w:rFonts w:ascii="Times New Roman" w:hAnsi="Times New Roman"/>
+        </w:rPr>
+        <w:t>Oh! Tão cego eu andei e perdido vaguei</w:t>
+      </w:r>
+      <w:r>
+        <w:rPr>
+          <w:rFonts w:ascii="Times New Roman" w:hAnsi="Times New Roman"/>
+        </w:rPr>
+        <w:br/>
+      </w:r>
+      <w:r>
+        <w:rPr>
+          <w:rFonts w:ascii="Times New Roman" w:hAnsi="Times New Roman"/>
+        </w:rPr>
+        <w:t>Longe, longe do meu Salvador</w:t>
+      </w:r>
+      <w:r>
+        <w:rPr>
+          <w:rFonts w:ascii="Times New Roman" w:hAnsi="Times New Roman"/>
+        </w:rPr>
+        <w:br/>
+      </w:r>
+      <w:r>
+        <w:rPr>
+          <w:rFonts w:ascii="Times New Roman" w:hAnsi="Times New Roman"/>
+        </w:rPr>
+        <w:t xml:space="preserve">Mas da glória desceu </w:t>
+      </w:r>
+      <w:r>
+        <w:rPr>
+          <w:rFonts w:ascii="Times New Roman" w:hAnsi="Times New Roman"/>
+        </w:rPr>
+        <w:br/>
+      </w:r>
+      <w:r>
+        <w:rPr>
+          <w:rFonts w:ascii="Times New Roman" w:hAnsi="Times New Roman"/>
+        </w:rPr>
+        <w:t xml:space="preserve">e seu sangue verteu </w:t>
+      </w:r>
+      <w:r>
+        <w:rPr>
+          <w:rFonts w:ascii="Times New Roman" w:hAnsi="Times New Roman"/>
+        </w:rPr>
+        <w:br/>
+      </w:r>
+      <w:proofErr w:type="gramStart"/>
+      <w:r>
+        <w:rPr>
+          <w:rFonts w:ascii="Times New Roman" w:hAnsi="Times New Roman"/>
+        </w:rPr>
+        <w:t>Pra</w:t>
+      </w:r>
+      <w:proofErr w:type="gramEnd"/>
+      <w:r>
+        <w:rPr>
+          <w:rFonts w:ascii="Times New Roman" w:hAnsi="Times New Roman"/>
+        </w:rPr>
+        <w:t xml:space="preserve"> salvar um tão pobre pecador</w:t>
+      </w:r>
+    </w:p>
+    <w:p>
+      <w:pPr>
+        <w:rPr>
+          <w:rFonts w:ascii="Times New Roman" w:hAnsi="Times New Roman"/>
           <w:b/>
           <w:bCs/>
-          <w:color w:val="000000"/>
-          <w:sz w:val="28"/>
-          <w:szCs w:val="28"/>
-          <w:u w:val="single"/>
-        </w:rPr>
-      </w:pPr>
-      <w:r>
-        <w:rPr>
-          <w:color w:val="000000"/>
-          <w:sz w:val="28"/>
-          <w:szCs w:val="28"/>
-        </w:rPr>
-        <w:t>Cegueira e vista (CC 396)</w:t>
+          <w:i/>
+          <w:iCs/>
+        </w:rPr>
+      </w:pPr>
+      <w:r>
+        <w:rPr>
+          <w:rFonts w:ascii="Times New Roman" w:hAnsi="Times New Roman"/>
+          <w:b/>
+          <w:bCs/>
+          <w:i/>
+          <w:iCs/>
+        </w:rPr>
+        <w:t>Foi na cruz, foi na cruz onde um dia eu vi</w:t>
+      </w:r>
+      <w:r>
+        <w:rPr>
+          <w:rFonts w:ascii="Times New Roman" w:hAnsi="Times New Roman"/>
+          <w:b/>
+          <w:bCs/>
+          <w:i/>
+          <w:iCs/>
+        </w:rPr>
+        <w:br/>
+      </w:r>
+      <w:r>
+        <w:rPr>
+          <w:rFonts w:ascii="Times New Roman" w:hAnsi="Times New Roman"/>
+          <w:b/>
+          <w:bCs/>
+          <w:i/>
+          <w:iCs/>
+        </w:rPr>
+        <w:t>Meu pecado castigado em Jesus</w:t>
+      </w:r>
+      <w:r>
+        <w:rPr>
+          <w:rFonts w:ascii="Times New Roman" w:hAnsi="Times New Roman"/>
+          <w:b/>
+          <w:bCs/>
+          <w:i/>
+          <w:iCs/>
+        </w:rPr>
+        <w:br/>
+      </w:r>
+      <w:r>
+        <w:rPr>
+          <w:rFonts w:ascii="Times New Roman" w:hAnsi="Times New Roman"/>
+          <w:b/>
+          <w:bCs/>
+          <w:i/>
+          <w:iCs/>
+        </w:rPr>
+        <w:t>Foi ali, pela fé, que meus olhos abri</w:t>
+      </w:r>
+      <w:r>
+        <w:rPr>
+          <w:rFonts w:ascii="Times New Roman" w:hAnsi="Times New Roman"/>
+          <w:b/>
+          <w:bCs/>
+          <w:i/>
+          <w:iCs/>
+        </w:rPr>
+        <w:br/>
+      </w:r>
+      <w:r>
+        <w:rPr>
+          <w:rFonts w:ascii="Times New Roman" w:hAnsi="Times New Roman"/>
+          <w:b/>
+          <w:bCs/>
+          <w:i/>
+          <w:iCs/>
+        </w:rPr>
+        <w:t>E eu agora me alegro em Sua luz</w:t>
       </w:r>
     </w:p>
     <w:p>
       <w:pPr>
-        <w:pStyle w:val="PargrafodaLista"/>
-        <w:numPr>
-          <w:ilvl w:val="0"/>
-          <w:numId w:val="1"/>
-        </w:numPr>
-        <w:autoSpaceDE w:val="0"/>
-        <w:autoSpaceDN w:val="0"/>
-        <w:adjustRightInd w:val="0"/>
-        <w:spacing w:line="240" w:lineRule="auto"/>
-        <w:ind w:left="862" w:hanging="357"/>
-        <w:contextualSpacing w:val="0"/>
-        <w:rPr>
-          <w:rFonts w:cs="Times New Roman"/>
-          <w:color w:val="1F1F1F"/>
-          <w:shd w:val="clear" w:color="auto" w:fill="FFFFFF"/>
-        </w:rPr>
-      </w:pPr>
-      <w:r>
-        <w:rPr>
-          <w:rFonts w:cs="Times New Roman"/>
-          <w:color w:val="1F1F1F"/>
-          <w:shd w:val="clear" w:color="auto" w:fill="FFFFFF"/>
-        </w:rPr>
-        <w:t>Oh! Tão cego eu andei e perdido vaguei</w:t>
-      </w:r>
-      <w:r>
-        <w:rPr>
-          <w:rFonts w:cs="Times New Roman"/>
-          <w:color w:val="1F1F1F"/>
-          <w:shd w:val="clear" w:color="auto" w:fill="FFFFFF"/>
+        <w:rPr>
+          <w:rFonts w:ascii="Times New Roman" w:hAnsi="Times New Roman"/>
+        </w:rPr>
+      </w:pPr>
+      <w:r>
+        <w:rPr>
+          <w:rFonts w:ascii="Times New Roman" w:hAnsi="Times New Roman"/>
+        </w:rPr>
+        <w:t>Eu ouvia falar dessa graça sem par,</w:t>
+      </w:r>
+      <w:r>
+        <w:rPr>
+          <w:rFonts w:ascii="Times New Roman" w:hAnsi="Times New Roman"/>
         </w:rPr>
         <w:br/>
-        <w:t>Longe, longe do meu Salvador</w:t>
-      </w:r>
-      <w:r>
-        <w:rPr>
-          <w:color w:val="1F1F1F"/>
-          <w:shd w:val="clear" w:color="auto" w:fill="FFFFFF"/>
+      </w:r>
+      <w:r>
+        <w:rPr>
+          <w:rFonts w:ascii="Times New Roman" w:hAnsi="Times New Roman"/>
+        </w:rPr>
+        <w:t>Que do céu trouxe o nosso Jesus</w:t>
+      </w:r>
+      <w:r>
+        <w:rPr>
+          <w:rFonts w:ascii="Times New Roman" w:hAnsi="Times New Roman"/>
         </w:rPr>
         <w:br/>
       </w:r>
       <w:r>
         <w:rPr>
-          <w:rFonts w:cs="Times New Roman"/>
-          <w:color w:val="1F1F1F"/>
-          <w:shd w:val="clear" w:color="auto" w:fill="FFFFFF"/>
-        </w:rPr>
-        <w:t xml:space="preserve">Mas da glória desceu </w:t>
-      </w:r>
-      <w:r>
-        <w:rPr>
-          <w:rFonts w:cs="Times New Roman"/>
-          <w:color w:val="1F1F1F"/>
-          <w:shd w:val="clear" w:color="auto" w:fill="FFFFFF"/>
+          <w:rFonts w:ascii="Times New Roman" w:hAnsi="Times New Roman"/>
+        </w:rPr>
+        <w:t>Mas eu surdo me fiz, converter-me não quis,</w:t>
+      </w:r>
+      <w:r>
+        <w:rPr>
+          <w:rFonts w:ascii="Times New Roman" w:hAnsi="Times New Roman"/>
         </w:rPr>
         <w:br/>
-        <w:t xml:space="preserve">e seu sangue verteu </w:t>
-      </w:r>
-      <w:r>
-        <w:rPr>
-          <w:rFonts w:cs="Times New Roman"/>
-          <w:color w:val="1F1F1F"/>
-          <w:shd w:val="clear" w:color="auto" w:fill="FFFFFF"/>
-        </w:rPr>
-        <w:br/>
-      </w:r>
-      <w:proofErr w:type="gramStart"/>
-      <w:r>
-        <w:rPr>
-          <w:rFonts w:cs="Times New Roman"/>
-          <w:color w:val="1F1F1F"/>
-          <w:shd w:val="clear" w:color="auto" w:fill="FFFFFF"/>
-        </w:rPr>
-        <w:t>Pra</w:t>
-      </w:r>
-      <w:proofErr w:type="gramEnd"/>
-      <w:r>
-        <w:rPr>
-          <w:rFonts w:cs="Times New Roman"/>
-          <w:color w:val="1F1F1F"/>
-          <w:shd w:val="clear" w:color="auto" w:fill="FFFFFF"/>
-        </w:rPr>
-        <w:t xml:space="preserve"> salvar um tão pobre pecador</w:t>
+      </w:r>
+      <w:r>
+        <w:rPr>
+          <w:rFonts w:ascii="Times New Roman" w:hAnsi="Times New Roman"/>
+        </w:rPr>
+        <w:t>Ao Senhor que por mim morreu na cruz</w:t>
       </w:r>
     </w:p>
     <w:p>
       <w:pPr>
-        <w:pStyle w:val="PargrafodaLista"/>
-        <w:numPr>
-          <w:ilvl w:val="0"/>
-          <w:numId w:val="1"/>
-        </w:numPr>
-        <w:autoSpaceDE w:val="0"/>
-        <w:autoSpaceDN w:val="0"/>
-        <w:adjustRightInd w:val="0"/>
-        <w:spacing w:line="240" w:lineRule="auto"/>
-        <w:ind w:left="862" w:hanging="357"/>
-        <w:contextualSpacing w:val="0"/>
-        <w:rPr>
-          <w:rFonts w:cs="Times New Roman"/>
+        <w:rPr>
+          <w:rFonts w:ascii="Times New Roman" w:hAnsi="Times New Roman"/>
           <w:b/>
           <w:bCs/>
-          <w:color w:val="1F1F1F"/>
-          <w:shd w:val="clear" w:color="auto" w:fill="FFFFFF"/>
-        </w:rPr>
-      </w:pPr>
-      <w:r>
-        <w:rPr>
-          <w:rFonts w:cs="Times New Roman"/>
+          <w:i/>
+          <w:iCs/>
+        </w:rPr>
+      </w:pPr>
+      <w:r>
+        <w:rPr>
+          <w:rFonts w:ascii="Times New Roman" w:hAnsi="Times New Roman"/>
           <w:b/>
           <w:bCs/>
-          <w:color w:val="1F1F1F"/>
-          <w:shd w:val="clear" w:color="auto" w:fill="FFFFFF"/>
-        </w:rPr>
-        <w:t>Foi na cruz, foi na cruz onde um dia eu vi</w:t>
-      </w:r>
-      <w:r>
-        <w:rPr>
-          <w:rFonts w:cs="Times New Roman"/>
+          <w:i/>
+          <w:iCs/>
+        </w:rPr>
+        <w:t>[REFRÃO]</w:t>
+      </w:r>
+    </w:p>
+    <w:p>
+      <w:pPr>
+        <w:rPr>
+          <w:rFonts w:ascii="Times New Roman" w:hAnsi="Times New Roman"/>
+        </w:rPr>
+      </w:pPr>
+      <w:r>
+        <w:rPr>
+          <w:rFonts w:ascii="Times New Roman" w:hAnsi="Times New Roman"/>
+        </w:rPr>
+        <w:t xml:space="preserve">Mas um dia senti meus pecados e vi </w:t>
+      </w:r>
+      <w:r>
+        <w:rPr>
+          <w:rFonts w:ascii="Times New Roman" w:hAnsi="Times New Roman"/>
+        </w:rPr>
+        <w:br/>
+      </w:r>
+      <w:r>
+        <w:rPr>
+          <w:rFonts w:ascii="Times New Roman" w:hAnsi="Times New Roman"/>
+        </w:rPr>
+        <w:t>Sobre mim o castigo da lei</w:t>
+      </w:r>
+      <w:r>
+        <w:rPr>
+          <w:rFonts w:ascii="Times New Roman" w:hAnsi="Times New Roman"/>
+        </w:rPr>
+        <w:br/>
+      </w:r>
+      <w:r>
+        <w:rPr>
+          <w:rFonts w:ascii="Times New Roman" w:hAnsi="Times New Roman"/>
+        </w:rPr>
+        <w:t>Mas depressa fugi, em Jesus me escondi</w:t>
+      </w:r>
+      <w:r>
+        <w:rPr>
+          <w:rFonts w:ascii="Times New Roman" w:hAnsi="Times New Roman"/>
+        </w:rPr>
+        <w:br/>
+      </w:r>
+      <w:r>
+        <w:rPr>
+          <w:rFonts w:ascii="Times New Roman" w:hAnsi="Times New Roman"/>
+        </w:rPr>
+        <w:t>E refúgio seguro Nele achei</w:t>
+      </w:r>
+    </w:p>
+    <w:p>
+      <w:pPr>
+        <w:rPr>
+          <w:rFonts w:ascii="Times New Roman" w:hAnsi="Times New Roman"/>
           <w:b/>
           <w:bCs/>
-          <w:color w:val="1F1F1F"/>
-          <w:shd w:val="clear" w:color="auto" w:fill="FFFFFF"/>
-        </w:rPr>
-        <w:br/>
-        <w:t>Meu pecado castigado em Jesus</w:t>
-      </w:r>
-      <w:r>
-        <w:rPr>
+          <w:i/>
+          <w:iCs/>
+        </w:rPr>
+      </w:pPr>
+      <w:r>
+        <w:rPr>
+          <w:rFonts w:ascii="Times New Roman" w:hAnsi="Times New Roman"/>
           <w:b/>
           <w:bCs/>
-          <w:color w:val="1F1F1F"/>
-          <w:shd w:val="clear" w:color="auto" w:fill="FFFFFF"/>
+          <w:i/>
+          <w:iCs/>
+        </w:rPr>
+        <w:t>[REFRÃO]</w:t>
+      </w:r>
+    </w:p>
+    <w:p>
+      <w:pPr>
+        <w:rPr>
+          <w:rFonts w:ascii="Times New Roman" w:hAnsi="Times New Roman"/>
+        </w:rPr>
+      </w:pPr>
+      <w:r>
+        <w:rPr>
+          <w:rFonts w:ascii="Times New Roman" w:hAnsi="Times New Roman"/>
+        </w:rPr>
+        <w:t xml:space="preserve">Oh! Que grande prazer inundou o meu ser, </w:t>
+      </w:r>
+      <w:r>
+        <w:rPr>
+          <w:rFonts w:ascii="Times New Roman" w:hAnsi="Times New Roman"/>
         </w:rPr>
         <w:br/>
       </w:r>
       <w:r>
         <w:rPr>
-          <w:rFonts w:cs="Times New Roman"/>
+          <w:rFonts w:ascii="Times New Roman" w:hAnsi="Times New Roman"/>
+        </w:rPr>
+        <w:t>Conhecendo esse tão grande amor</w:t>
+      </w:r>
+      <w:r>
+        <w:rPr>
+          <w:rFonts w:ascii="Times New Roman" w:hAnsi="Times New Roman"/>
+        </w:rPr>
+        <w:br/>
+      </w:r>
+      <w:r>
+        <w:rPr>
+          <w:rFonts w:ascii="Times New Roman" w:hAnsi="Times New Roman"/>
+        </w:rPr>
+        <w:t>Que levou meu Jesus a sofrer lá na cruz,</w:t>
+      </w:r>
+      <w:r>
+        <w:rPr>
+          <w:rFonts w:ascii="Times New Roman" w:hAnsi="Times New Roman"/>
+        </w:rPr>
+        <w:br/>
+      </w:r>
+      <w:proofErr w:type="gramStart"/>
+      <w:r>
+        <w:rPr>
+          <w:rFonts w:ascii="Times New Roman" w:hAnsi="Times New Roman"/>
+        </w:rPr>
+        <w:t>Pra</w:t>
+      </w:r>
+      <w:proofErr w:type="gramEnd"/>
+      <w:r>
+        <w:rPr>
+          <w:rFonts w:ascii="Times New Roman" w:hAnsi="Times New Roman"/>
+        </w:rPr>
+        <w:t xml:space="preserve"> salva rum tão pobre pecador</w:t>
+      </w:r>
+    </w:p>
+    <w:p>
+      <w:pPr>
+        <w:rPr>
+          <w:rFonts w:ascii="Times New Roman" w:hAnsi="Times New Roman"/>
           <w:b/>
           <w:bCs/>
-          <w:color w:val="1F1F1F"/>
-          <w:shd w:val="clear" w:color="auto" w:fill="FFFFFF"/>
-        </w:rPr>
-        <w:t>Foi ali, pela fé, que meus olhos abri</w:t>
-      </w:r>
-      <w:r>
-        <w:rPr>
-          <w:rFonts w:cs="Times New Roman"/>
+          <w:i/>
+          <w:iCs/>
+        </w:rPr>
+      </w:pPr>
+      <w:r>
+        <w:rPr>
+          <w:rFonts w:ascii="Times New Roman" w:hAnsi="Times New Roman"/>
           <w:b/>
           <w:bCs/>
-          <w:color w:val="1F1F1F"/>
-          <w:shd w:val="clear" w:color="auto" w:fill="FFFFFF"/>
-        </w:rPr>
-        <w:br/>
-        <w:t>E eu agora me alegro em Sua luz</w:t>
+          <w:i/>
+          <w:iCs/>
+        </w:rPr>
+        <w:t>[REFRÃO]</w:t>
       </w:r>
     </w:p>
-    <w:p>
-      <w:pPr>
-        <w:pStyle w:val="PargrafodaLista"/>
-        <w:numPr>
-          <w:ilvl w:val="0"/>
-          <w:numId w:val="1"/>
-        </w:numPr>
-        <w:autoSpaceDE w:val="0"/>
-        <w:autoSpaceDN w:val="0"/>
-        <w:adjustRightInd w:val="0"/>
-        <w:spacing w:line="240" w:lineRule="auto"/>
-        <w:ind w:left="862" w:hanging="357"/>
-        <w:contextualSpacing w:val="0"/>
-        <w:rPr>
-          <w:rFonts w:cs="Times New Roman"/>
-          <w:color w:val="1F1F1F"/>
-          <w:shd w:val="clear" w:color="auto" w:fill="FFFFFF"/>
-        </w:rPr>
-      </w:pPr>
-      <w:r>
-        <w:rPr>
-          <w:rFonts w:cs="Times New Roman"/>
-          <w:color w:val="1F1F1F"/>
-          <w:shd w:val="clear" w:color="auto" w:fill="FFFFFF"/>
-        </w:rPr>
-        <w:t>Eu ouvia falar dessa graça sem par,</w:t>
-      </w:r>
-      <w:r>
-        <w:rPr>
-          <w:rFonts w:cs="Times New Roman"/>
-          <w:color w:val="1F1F1F"/>
-          <w:shd w:val="clear" w:color="auto" w:fill="FFFFFF"/>
-        </w:rPr>
-        <w:br/>
-        <w:t>Que do céu trouxe o nosso Jesus</w:t>
-      </w:r>
-      <w:r>
-        <w:rPr>
-          <w:color w:val="1F1F1F"/>
-          <w:shd w:val="clear" w:color="auto" w:fill="FFFFFF"/>
-        </w:rPr>
-        <w:br/>
-      </w:r>
-      <w:r>
-        <w:rPr>
-          <w:rFonts w:cs="Times New Roman"/>
-          <w:color w:val="1F1F1F"/>
-          <w:shd w:val="clear" w:color="auto" w:fill="FFFFFF"/>
-        </w:rPr>
-        <w:t>Mas eu surdo me fiz, converter-me não quis,</w:t>
-      </w:r>
-      <w:r>
-        <w:rPr>
-          <w:rFonts w:cs="Times New Roman"/>
-          <w:color w:val="1F1F1F"/>
-          <w:shd w:val="clear" w:color="auto" w:fill="FFFFFF"/>
-        </w:rPr>
-        <w:br/>
-        <w:t>Ao Senhor que por mim morreu na cruz</w:t>
-      </w:r>
-    </w:p>
-    <w:p>
-      <w:pPr>
-        <w:pStyle w:val="PargrafodaLista"/>
-        <w:numPr>
-          <w:ilvl w:val="0"/>
-          <w:numId w:val="1"/>
-        </w:numPr>
-        <w:autoSpaceDE w:val="0"/>
-        <w:autoSpaceDN w:val="0"/>
-        <w:adjustRightInd w:val="0"/>
-        <w:spacing w:line="240" w:lineRule="auto"/>
-        <w:ind w:left="862" w:hanging="357"/>
-        <w:contextualSpacing w:val="0"/>
-        <w:rPr>
-          <w:rFonts w:cs="Times New Roman"/>
-          <w:b/>
-          <w:bCs/>
-          <w:color w:val="1F1F1F"/>
-          <w:shd w:val="clear" w:color="auto" w:fill="FFFFFF"/>
-        </w:rPr>
-      </w:pPr>
-      <w:r>
-        <w:rPr>
-          <w:rFonts w:cs="Times New Roman"/>
-          <w:b/>
-          <w:bCs/>
-          <w:color w:val="1F1F1F"/>
-          <w:shd w:val="clear" w:color="auto" w:fill="FFFFFF"/>
-        </w:rPr>
-        <w:t>[REFRÃO]</w:t>
-      </w:r>
-    </w:p>
-    <w:p>
-      <w:pPr>
-        <w:pStyle w:val="PargrafodaLista"/>
-        <w:numPr>
-          <w:ilvl w:val="0"/>
-          <w:numId w:val="1"/>
-        </w:numPr>
-        <w:autoSpaceDE w:val="0"/>
-        <w:autoSpaceDN w:val="0"/>
-        <w:adjustRightInd w:val="0"/>
-        <w:spacing w:line="240" w:lineRule="auto"/>
-        <w:ind w:left="862" w:hanging="357"/>
-        <w:contextualSpacing w:val="0"/>
-        <w:rPr>
-          <w:rFonts w:cs="Times New Roman"/>
-          <w:color w:val="1F1F1F"/>
-          <w:shd w:val="clear" w:color="auto" w:fill="FFFFFF"/>
-        </w:rPr>
-      </w:pPr>
-      <w:r>
-        <w:rPr>
-          <w:rFonts w:cs="Times New Roman"/>
-          <w:color w:val="1F1F1F"/>
-          <w:shd w:val="clear" w:color="auto" w:fill="FFFFFF"/>
-        </w:rPr>
-        <w:t xml:space="preserve">Mas um dia senti meus pecados e vi </w:t>
-      </w:r>
-      <w:r>
-        <w:rPr>
-          <w:rFonts w:cs="Times New Roman"/>
-          <w:color w:val="1F1F1F"/>
-          <w:shd w:val="clear" w:color="auto" w:fill="FFFFFF"/>
-        </w:rPr>
-        <w:br/>
-        <w:t>Sobre mim o castigo da lei</w:t>
-      </w:r>
-      <w:r>
-        <w:rPr>
-          <w:color w:val="1F1F1F"/>
-          <w:shd w:val="clear" w:color="auto" w:fill="FFFFFF"/>
-        </w:rPr>
-        <w:br/>
-      </w:r>
-      <w:r>
-        <w:rPr>
-          <w:rFonts w:cs="Times New Roman"/>
-          <w:color w:val="1F1F1F"/>
-          <w:shd w:val="clear" w:color="auto" w:fill="FFFFFF"/>
-        </w:rPr>
-        <w:t>Mas depressa fugi, em Jesus me escondi</w:t>
-      </w:r>
-      <w:r>
-        <w:rPr>
-          <w:rFonts w:cs="Times New Roman"/>
-          <w:color w:val="1F1F1F"/>
-          <w:shd w:val="clear" w:color="auto" w:fill="FFFFFF"/>
-        </w:rPr>
-        <w:br/>
-        <w:t>E refúgio seguro Nele achei</w:t>
-      </w:r>
-    </w:p>
-    <w:p>
-      <w:pPr>
-        <w:pStyle w:val="PargrafodaLista"/>
-        <w:numPr>
-          <w:ilvl w:val="0"/>
-          <w:numId w:val="1"/>
-        </w:numPr>
-        <w:autoSpaceDE w:val="0"/>
-        <w:autoSpaceDN w:val="0"/>
-        <w:adjustRightInd w:val="0"/>
-        <w:spacing w:line="240" w:lineRule="auto"/>
-        <w:ind w:left="862" w:hanging="357"/>
-        <w:contextualSpacing w:val="0"/>
-        <w:rPr>
-          <w:rFonts w:cs="Times New Roman"/>
-          <w:b/>
-          <w:bCs/>
-          <w:color w:val="1F1F1F"/>
-          <w:shd w:val="clear" w:color="auto" w:fill="FFFFFF"/>
-        </w:rPr>
-      </w:pPr>
-      <w:r>
-        <w:rPr>
-          <w:rFonts w:cs="Times New Roman"/>
-          <w:b/>
-          <w:bCs/>
-          <w:color w:val="1F1F1F"/>
-          <w:shd w:val="clear" w:color="auto" w:fill="FFFFFF"/>
-        </w:rPr>
-        <w:t>[REFRÃO]</w:t>
-      </w:r>
-    </w:p>
-    <w:p>
-      <w:pPr>
-        <w:pStyle w:val="PargrafodaLista"/>
-        <w:numPr>
-          <w:ilvl w:val="0"/>
-          <w:numId w:val="1"/>
-        </w:numPr>
-        <w:autoSpaceDE w:val="0"/>
-        <w:autoSpaceDN w:val="0"/>
-        <w:adjustRightInd w:val="0"/>
-        <w:spacing w:line="240" w:lineRule="auto"/>
-        <w:ind w:left="862" w:hanging="357"/>
-        <w:contextualSpacing w:val="0"/>
-        <w:rPr>
-          <w:rFonts w:cs="Times New Roman"/>
-          <w:color w:val="1F1F1F"/>
-          <w:shd w:val="clear" w:color="auto" w:fill="FFFFFF"/>
-        </w:rPr>
-      </w:pPr>
-      <w:r>
-        <w:rPr>
-          <w:rFonts w:cs="Times New Roman"/>
-          <w:color w:val="1F1F1F"/>
-          <w:shd w:val="clear" w:color="auto" w:fill="FFFFFF"/>
-        </w:rPr>
-        <w:t xml:space="preserve">Oh! Que grande prazer inundou o meu ser, </w:t>
-      </w:r>
-      <w:r>
-        <w:rPr>
-          <w:rFonts w:cs="Times New Roman"/>
-          <w:color w:val="1F1F1F"/>
-          <w:shd w:val="clear" w:color="auto" w:fill="FFFFFF"/>
-        </w:rPr>
-        <w:br/>
-        <w:t>Conhecendo esse tão grande amor</w:t>
-      </w:r>
-      <w:r>
-        <w:rPr>
-          <w:color w:val="1F1F1F"/>
-          <w:shd w:val="clear" w:color="auto" w:fill="FFFFFF"/>
-        </w:rPr>
-        <w:br/>
-      </w:r>
-      <w:r>
-        <w:rPr>
-          <w:rFonts w:cs="Times New Roman"/>
-          <w:color w:val="1F1F1F"/>
-          <w:shd w:val="clear" w:color="auto" w:fill="FFFFFF"/>
-        </w:rPr>
-        <w:t>Que levou meu Jesus a sofrer lá na cruz,</w:t>
-      </w:r>
-      <w:r>
-        <w:rPr>
-          <w:rFonts w:cs="Times New Roman"/>
-          <w:color w:val="1F1F1F"/>
-          <w:shd w:val="clear" w:color="auto" w:fill="FFFFFF"/>
-        </w:rPr>
-        <w:br/>
-      </w:r>
-      <w:proofErr w:type="gramStart"/>
-      <w:r>
-        <w:rPr>
-          <w:rFonts w:cs="Times New Roman"/>
-          <w:color w:val="1F1F1F"/>
-          <w:shd w:val="clear" w:color="auto" w:fill="FFFFFF"/>
-        </w:rPr>
-        <w:t>Pra</w:t>
-      </w:r>
-      <w:proofErr w:type="gramEnd"/>
-      <w:r>
-        <w:rPr>
-          <w:rFonts w:cs="Times New Roman"/>
-          <w:color w:val="1F1F1F"/>
-          <w:shd w:val="clear" w:color="auto" w:fill="FFFFFF"/>
-        </w:rPr>
-        <w:t xml:space="preserve"> salva rum tão pobre pecador</w:t>
-      </w:r>
-    </w:p>
-    <w:p>
-      <w:pPr>
-        <w:pStyle w:val="PargrafodaLista"/>
-        <w:numPr>
-          <w:ilvl w:val="0"/>
-          <w:numId w:val="1"/>
-        </w:numPr>
-        <w:autoSpaceDE w:val="0"/>
-        <w:autoSpaceDN w:val="0"/>
-        <w:adjustRightInd w:val="0"/>
-        <w:spacing w:line="240" w:lineRule="auto"/>
-        <w:ind w:left="862" w:hanging="357"/>
-        <w:contextualSpacing w:val="0"/>
-        <w:rPr>
-          <w:rFonts w:cs="Times New Roman"/>
-          <w:b/>
-          <w:bCs/>
-          <w:color w:val="1F1F1F"/>
-          <w:shd w:val="clear" w:color="auto" w:fill="FFFFFF"/>
-        </w:rPr>
-      </w:pPr>
-      <w:r>
-        <w:rPr>
-          <w:rFonts w:cs="Times New Roman"/>
-          <w:b/>
-          <w:bCs/>
-          <w:color w:val="1F1F1F"/>
-          <w:shd w:val="clear" w:color="auto" w:fill="FFFFFF"/>
-        </w:rPr>
-        <w:t>[REFRÃO]</w:t>
-      </w:r>
-    </w:p>
-    <w:p/>
     <w:sectPr>
       <w:pgSz w:w="11906" w:h="16838"/>
       <w:pgMar w:top="1417" w:right="1701" w:bottom="1417" w:left="1701" w:header="708" w:footer="708" w:gutter="0"/>
